--- a/ind/docx/40.content.docx
+++ b/ind/docx/40.content.docx
@@ -19,7 +19,7 @@
         <w:rPr>
           <w:lang w:val="id_ID" w:bidi="id_ID"/>
         </w:rPr>
-        <w:t>Resource: Catatan Studi - Pengantar Buku (Tyndale)</w:t>
+        <w:t>Resource: Tyndale Open Study Notes</w:t>
       </w:r>
       <w:r>
         <w:rPr>
@@ -112,7 +112,7 @@
         <w:rPr>
           <w:lang w:val="id_ID" w:bidi="id_ID"/>
         </w:rPr>
-        <w:t>Catatan Studi - Pengantar Buku (Tyndale)</w:t>
+        <w:t>Tyndale Open Study Notes</w:t>
       </w:r>
     </w:p>
     <w:p>

--- a/ind/docx/40.content.docx
+++ b/ind/docx/40.content.docx
@@ -19,7 +19,7 @@
         <w:rPr>
           <w:lang w:val="id_ID" w:bidi="id_ID"/>
         </w:rPr>
-        <w:t>Resource: Tyndale Open Study Notes</w:t>
+        <w:t>Resource: Aquifer Open Study Notes (Book Intros)</w:t>
       </w:r>
       <w:r>
         <w:rPr>
@@ -112,7 +112,7 @@
         <w:rPr>
           <w:lang w:val="id_ID" w:bidi="id_ID"/>
         </w:rPr>
-        <w:t>Tyndale Open Study Notes</w:t>
+        <w:t>Aquifer Open Study Notes (Book Intros)</w:t>
       </w:r>
     </w:p>
     <w:p>

--- a/ind/docx/40.content.docx
+++ b/ind/docx/40.content.docx
@@ -272,36 +272,24 @@
         </w:rPr>
         <w:t xml:space="preserve">Orang-orang Kristen yang membaca Injil Matius ditantang untuk hidup sebagai orang-orang Kristen berlatar belakang Yahudi di tengah-tengah orang-orang Yahudi yang benar-benar berkomitmen kepada Taurat. Serupa dengan itu, surat dari Yakobus menggugah kekristenan yang masih kuat melekat pada sinagoge (baca </w:t>
       </w:r>
-      <w:hyperlink r:id="rId13">
-        <w:r>
-          <w:rPr>
-            <w:lang w:val="id_ID" w:bidi="id_ID"/>
-          </w:rPr>
-          <w:rPr>
-            <w:color w:val="0000EE"/>
-            <w:u w:val="single"/>
-          </w:rPr>
-          <w:t>Yak. 2:1–26</w:t>
-        </w:r>
-      </w:hyperlink>
+      <w:r>
+        <w:rPr>
+          <w:lang w:val="id_ID" w:bidi="id_ID"/>
+        </w:rPr>
+        <w:t>Yak. 2:1–26</w:t>
+      </w:r>
       <w:r>
         <w:rPr>
           <w:lang w:val="id_ID" w:bidi="id_ID"/>
         </w:rPr>
         <w:t xml:space="preserve">). Ini adalah kekristenan berlatar belakang Yahudi yang tetap teguh dalam komitmennya kepada komunitas Yahudi dan Tuhan yang mulia (bdk. </w:t>
       </w:r>
-      <w:hyperlink r:id="rId14">
-        <w:r>
-          <w:rPr>
-            <w:lang w:val="id_ID" w:bidi="id_ID"/>
-          </w:rPr>
-          <w:rPr>
-            <w:color w:val="0000EE"/>
-            <w:u w:val="single"/>
-          </w:rPr>
-          <w:t>Kis. 15:1–41</w:t>
-        </w:r>
-      </w:hyperlink>
+      <w:r>
+        <w:rPr>
+          <w:lang w:val="id_ID" w:bidi="id_ID"/>
+        </w:rPr>
+        <w:t>Kis. 15:1–41</w:t>
+      </w:r>
       <w:r>
         <w:rPr>
           <w:lang w:val="id_ID" w:bidi="id_ID"/>
@@ -347,180 +335,120 @@
         </w:rPr>
         <w:t>Kisah Matius menelusuri Yesus sejak sebelum kelahiran-Nya sampai kematian dan kebangkitan-Nya. Yesus mengalami serentetan bahaya sebagai anak-anak (</w:t>
       </w:r>
-      <w:hyperlink r:id="rId15">
-        <w:r>
-          <w:rPr>
-            <w:lang w:val="id_ID" w:bidi="id_ID"/>
-          </w:rPr>
-          <w:rPr>
-            <w:color w:val="0000EE"/>
-            <w:u w:val="single"/>
-          </w:rPr>
-          <w:t>Pasal 2</w:t>
-        </w:r>
-      </w:hyperlink>
+      <w:r>
+        <w:rPr>
+          <w:lang w:val="id_ID" w:bidi="id_ID"/>
+        </w:rPr>
+        <w:t>Pasal 2</w:t>
+      </w:r>
       <w:r>
         <w:rPr>
           <w:lang w:val="id_ID" w:bidi="id_ID"/>
         </w:rPr>
         <w:t>). Sebagai orang dewasa, Ia menjalani sebuah karier yang begitu singkat, memberitakan kebenaran Allah (</w:t>
       </w:r>
-      <w:hyperlink r:id="rId16">
-        <w:r>
-          <w:rPr>
-            <w:lang w:val="id_ID" w:bidi="id_ID"/>
-          </w:rPr>
-          <w:rPr>
-            <w:color w:val="0000EE"/>
-            <w:u w:val="single"/>
-          </w:rPr>
-          <w:t>Pasal 5–7</w:t>
-        </w:r>
-      </w:hyperlink>
+      <w:r>
+        <w:rPr>
+          <w:lang w:val="id_ID" w:bidi="id_ID"/>
+        </w:rPr>
+        <w:t>Pasal 5–7</w:t>
+      </w:r>
       <w:r>
         <w:rPr>
           <w:lang w:val="id_ID" w:bidi="id_ID"/>
         </w:rPr>
         <w:t>) dan mengadakan mukjizat-mukjizat yang luar biasa (</w:t>
       </w:r>
-      <w:hyperlink r:id="rId17">
-        <w:r>
-          <w:rPr>
-            <w:lang w:val="id_ID" w:bidi="id_ID"/>
-          </w:rPr>
-          <w:rPr>
-            <w:color w:val="0000EE"/>
-            <w:u w:val="single"/>
-          </w:rPr>
-          <w:t>8:1–9:34</w:t>
-        </w:r>
-      </w:hyperlink>
+      <w:r>
+        <w:rPr>
+          <w:lang w:val="id_ID" w:bidi="id_ID"/>
+        </w:rPr>
+        <w:t>8:1–9:34</w:t>
+      </w:r>
       <w:r>
         <w:rPr>
           <w:lang w:val="id_ID" w:bidi="id_ID"/>
         </w:rPr>
         <w:t>); Ia memperluas jangkauan-Nya dengan mengutus dua belas rasul (</w:t>
       </w:r>
-      <w:hyperlink r:id="rId18">
-        <w:r>
-          <w:rPr>
-            <w:lang w:val="id_ID" w:bidi="id_ID"/>
-          </w:rPr>
-          <w:rPr>
-            <w:color w:val="0000EE"/>
-            <w:u w:val="single"/>
-          </w:rPr>
-          <w:t>9:35–11:1</w:t>
-        </w:r>
-      </w:hyperlink>
+      <w:r>
+        <w:rPr>
+          <w:lang w:val="id_ID" w:bidi="id_ID"/>
+        </w:rPr>
+        <w:t>9:35–11:1</w:t>
+      </w:r>
       <w:r>
         <w:rPr>
           <w:lang w:val="id_ID" w:bidi="id_ID"/>
         </w:rPr>
         <w:t>). Namun, sebagian besar pengalaman Yesus adalah ditolak mentah-mentah oleh orang-orang Yahudi di Galilea dan Yudea (</w:t>
       </w:r>
-      <w:hyperlink r:id="rId19">
-        <w:r>
-          <w:rPr>
-            <w:lang w:val="id_ID" w:bidi="id_ID"/>
-          </w:rPr>
-          <w:rPr>
-            <w:color w:val="0000EE"/>
-            <w:u w:val="single"/>
-          </w:rPr>
-          <w:t>Pasal 11–17</w:t>
-        </w:r>
-      </w:hyperlink>
+      <w:r>
+        <w:rPr>
+          <w:lang w:val="id_ID" w:bidi="id_ID"/>
+        </w:rPr>
+        <w:t>Pasal 11–17</w:t>
+      </w:r>
       <w:r>
         <w:rPr>
           <w:lang w:val="id_ID" w:bidi="id_ID"/>
         </w:rPr>
         <w:t>). Ia berdebat dengan pemimpin-pemimpin Yahudi di Bait Suci dalam minggu terakhir sebelum kematian-Nya (</w:t>
       </w:r>
-      <w:hyperlink r:id="rId20">
-        <w:r>
-          <w:rPr>
-            <w:lang w:val="id_ID" w:bidi="id_ID"/>
-          </w:rPr>
-          <w:rPr>
-            <w:color w:val="0000EE"/>
-            <w:u w:val="single"/>
-          </w:rPr>
-          <w:t>Pasal 21–22</w:t>
-        </w:r>
-      </w:hyperlink>
+      <w:r>
+        <w:rPr>
+          <w:lang w:val="id_ID" w:bidi="id_ID"/>
+        </w:rPr>
+        <w:t>Pasal 21–22</w:t>
+      </w:r>
       <w:r>
         <w:rPr>
           <w:lang w:val="id_ID" w:bidi="id_ID"/>
         </w:rPr>
         <w:t>), menyerukan sederet kecaman terhadap tokoh-tokoh berotoritas yang menyesatkan umat (</w:t>
       </w:r>
-      <w:hyperlink r:id="rId21">
-        <w:r>
-          <w:rPr>
-            <w:lang w:val="id_ID" w:bidi="id_ID"/>
-          </w:rPr>
-          <w:rPr>
-            <w:color w:val="0000EE"/>
-            <w:u w:val="single"/>
-          </w:rPr>
-          <w:t>Pasal 23</w:t>
-        </w:r>
-      </w:hyperlink>
+      <w:r>
+        <w:rPr>
+          <w:lang w:val="id_ID" w:bidi="id_ID"/>
+        </w:rPr>
+        <w:t>Pasal 23</w:t>
+      </w:r>
       <w:r>
         <w:rPr>
           <w:lang w:val="id_ID" w:bidi="id_ID"/>
         </w:rPr>
         <w:t>), dan meramalkan bahwa Allah akan menghakimi dan menghancurkan Yerusalem (</w:t>
       </w:r>
-      <w:hyperlink r:id="rId22">
-        <w:r>
-          <w:rPr>
-            <w:lang w:val="id_ID" w:bidi="id_ID"/>
-          </w:rPr>
-          <w:rPr>
-            <w:color w:val="0000EE"/>
-            <w:u w:val="single"/>
-          </w:rPr>
-          <w:t>Pasal 24–25</w:t>
-        </w:r>
-      </w:hyperlink>
+      <w:r>
+        <w:rPr>
+          <w:lang w:val="id_ID" w:bidi="id_ID"/>
+        </w:rPr>
+        <w:t>Pasal 24–25</w:t>
+      </w:r>
       <w:r>
         <w:rPr>
           <w:lang w:val="id_ID" w:bidi="id_ID"/>
         </w:rPr>
         <w:t>). Yesus ditangkap, diadili, dan dihukum mati dengan cara disalib (</w:t>
       </w:r>
-      <w:hyperlink r:id="rId23">
-        <w:r>
-          <w:rPr>
-            <w:lang w:val="id_ID" w:bidi="id_ID"/>
-          </w:rPr>
-          <w:rPr>
-            <w:color w:val="0000EE"/>
-            <w:u w:val="single"/>
-          </w:rPr>
-          <w:t>Pasal 26–27</w:t>
-        </w:r>
-      </w:hyperlink>
+      <w:r>
+        <w:rPr>
+          <w:lang w:val="id_ID" w:bidi="id_ID"/>
+        </w:rPr>
+        <w:t>Pasal 26–27</w:t>
+      </w:r>
       <w:r>
         <w:rPr>
           <w:lang w:val="id_ID" w:bidi="id_ID"/>
         </w:rPr>
         <w:t>) karena menentang para pemimpin Yahudi dan kepercayaan mereka menyangkut bagaimana umat seharusnya beribadah dan hidup. Lalu, Ia dibenarkan melalui kebangkitan-Nya, dan memberi Amanat Agung kepada murid-murid-Nya untuk memuridkan segala bangsa (</w:t>
       </w:r>
-      <w:hyperlink r:id="rId24">
-        <w:r>
-          <w:rPr>
-            <w:lang w:val="id_ID" w:bidi="id_ID"/>
-          </w:rPr>
-          <w:rPr>
-            <w:color w:val="0000EE"/>
-            <w:u w:val="single"/>
-          </w:rPr>
-          <w:t>Pasal 28</w:t>
-        </w:r>
-      </w:hyperlink>
+      <w:r>
+        <w:rPr>
+          <w:lang w:val="id_ID" w:bidi="id_ID"/>
+        </w:rPr>
+        <w:t>Pasal 28</w:t>
+      </w:r>
       <w:r>
         <w:rPr>
           <w:lang w:val="id_ID" w:bidi="id_ID"/>
@@ -541,270 +469,180 @@
         </w:rPr>
         <w:t>Matius menyusun Injilnya dalam dua cara. Pertama, setelah bagian pembuka (</w:t>
       </w:r>
-      <w:hyperlink r:id="rId25">
-        <w:r>
-          <w:rPr>
-            <w:lang w:val="id_ID" w:bidi="id_ID"/>
-          </w:rPr>
-          <w:rPr>
-            <w:color w:val="0000EE"/>
-            <w:u w:val="single"/>
-          </w:rPr>
-          <w:t>Pasal 1–4</w:t>
-        </w:r>
-      </w:hyperlink>
+      <w:r>
+        <w:rPr>
+          <w:lang w:val="id_ID" w:bidi="id_ID"/>
+        </w:rPr>
+        <w:t>Pasal 1–4</w:t>
+      </w:r>
       <w:r>
         <w:rPr>
           <w:lang w:val="id_ID" w:bidi="id_ID"/>
         </w:rPr>
         <w:t xml:space="preserve">), ia menulis secara bergantian antara materi pengajaran Yesus dengan kisah hidup-Nya. Maka, kita membaca diskursus dan pengajaran-Nya di dalam </w:t>
       </w:r>
-      <w:hyperlink r:id="rId16">
-        <w:r>
-          <w:rPr>
-            <w:lang w:val="id_ID" w:bidi="id_ID"/>
-          </w:rPr>
-          <w:rPr>
-            <w:color w:val="0000EE"/>
-            <w:u w:val="single"/>
-          </w:rPr>
-          <w:t>Pasal 5–7</w:t>
-        </w:r>
-      </w:hyperlink>
+      <w:r>
+        <w:rPr>
+          <w:lang w:val="id_ID" w:bidi="id_ID"/>
+        </w:rPr>
+        <w:t>Pasal 5–7</w:t>
+      </w:r>
       <w:r>
         <w:rPr>
           <w:lang w:val="id_ID" w:bidi="id_ID"/>
         </w:rPr>
         <w:t xml:space="preserve">; </w:t>
       </w:r>
-      <w:hyperlink r:id="rId26">
-        <w:r>
-          <w:rPr>
-            <w:lang w:val="id_ID" w:bidi="id_ID"/>
-          </w:rPr>
-          <w:rPr>
-            <w:color w:val="0000EE"/>
-            <w:u w:val="single"/>
-          </w:rPr>
-          <w:t>10</w:t>
-        </w:r>
-      </w:hyperlink>
+      <w:r>
+        <w:rPr>
+          <w:lang w:val="id_ID" w:bidi="id_ID"/>
+        </w:rPr>
+        <w:t>10</w:t>
+      </w:r>
       <w:r>
         <w:rPr>
           <w:lang w:val="id_ID" w:bidi="id_ID"/>
         </w:rPr>
         <w:t xml:space="preserve">, </w:t>
       </w:r>
-      <w:hyperlink r:id="rId27">
-        <w:r>
-          <w:rPr>
-            <w:lang w:val="id_ID" w:bidi="id_ID"/>
-          </w:rPr>
-          <w:rPr>
-            <w:color w:val="0000EE"/>
-            <w:u w:val="single"/>
-          </w:rPr>
-          <w:t>13</w:t>
-        </w:r>
-      </w:hyperlink>
+      <w:r>
+        <w:rPr>
+          <w:lang w:val="id_ID" w:bidi="id_ID"/>
+        </w:rPr>
+        <w:t>13</w:t>
+      </w:r>
       <w:r>
         <w:rPr>
           <w:lang w:val="id_ID" w:bidi="id_ID"/>
         </w:rPr>
         <w:t xml:space="preserve">, </w:t>
       </w:r>
-      <w:hyperlink r:id="rId28">
-        <w:r>
-          <w:rPr>
-            <w:lang w:val="id_ID" w:bidi="id_ID"/>
-          </w:rPr>
-          <w:rPr>
-            <w:color w:val="0000EE"/>
-            <w:u w:val="single"/>
-          </w:rPr>
-          <w:t>18</w:t>
-        </w:r>
-      </w:hyperlink>
+      <w:r>
+        <w:rPr>
+          <w:lang w:val="id_ID" w:bidi="id_ID"/>
+        </w:rPr>
+        <w:t>18</w:t>
+      </w:r>
       <w:r>
         <w:rPr>
           <w:lang w:val="id_ID" w:bidi="id_ID"/>
         </w:rPr>
         <w:t xml:space="preserve">, </w:t>
       </w:r>
-      <w:hyperlink r:id="rId29">
-        <w:r>
-          <w:rPr>
-            <w:lang w:val="id_ID" w:bidi="id_ID"/>
-          </w:rPr>
-          <w:rPr>
-            <w:color w:val="0000EE"/>
-            <w:u w:val="single"/>
-          </w:rPr>
-          <w:t>23–25</w:t>
-        </w:r>
-      </w:hyperlink>
+      <w:r>
+        <w:rPr>
+          <w:lang w:val="id_ID" w:bidi="id_ID"/>
+        </w:rPr>
+        <w:t>23–25</w:t>
+      </w:r>
       <w:r>
         <w:rPr>
           <w:lang w:val="id_ID" w:bidi="id_ID"/>
         </w:rPr>
         <w:t xml:space="preserve">; dan kisah hidup-Nya di dalam </w:t>
       </w:r>
-      <w:hyperlink r:id="rId30">
-        <w:r>
-          <w:rPr>
-            <w:lang w:val="id_ID" w:bidi="id_ID"/>
-          </w:rPr>
-          <w:rPr>
-            <w:color w:val="0000EE"/>
-            <w:u w:val="single"/>
-          </w:rPr>
-          <w:t>Pasal 8–9</w:t>
-        </w:r>
-      </w:hyperlink>
+      <w:r>
+        <w:rPr>
+          <w:lang w:val="id_ID" w:bidi="id_ID"/>
+        </w:rPr>
+        <w:t>Pasal 8–9</w:t>
+      </w:r>
       <w:r>
         <w:rPr>
           <w:lang w:val="id_ID" w:bidi="id_ID"/>
         </w:rPr>
         <w:t xml:space="preserve">; </w:t>
       </w:r>
-      <w:hyperlink r:id="rId31">
-        <w:r>
-          <w:rPr>
-            <w:lang w:val="id_ID" w:bidi="id_ID"/>
-          </w:rPr>
-          <w:rPr>
-            <w:color w:val="0000EE"/>
-            <w:u w:val="single"/>
-          </w:rPr>
-          <w:t>11–12</w:t>
-        </w:r>
-      </w:hyperlink>
+      <w:r>
+        <w:rPr>
+          <w:lang w:val="id_ID" w:bidi="id_ID"/>
+        </w:rPr>
+        <w:t>11–12</w:t>
+      </w:r>
       <w:r>
         <w:rPr>
           <w:lang w:val="id_ID" w:bidi="id_ID"/>
         </w:rPr>
         <w:t xml:space="preserve">, </w:t>
       </w:r>
-      <w:hyperlink r:id="rId32">
-        <w:r>
-          <w:rPr>
-            <w:lang w:val="id_ID" w:bidi="id_ID"/>
-          </w:rPr>
-          <w:rPr>
-            <w:color w:val="0000EE"/>
-            <w:u w:val="single"/>
-          </w:rPr>
-          <w:t>14–17</w:t>
-        </w:r>
-      </w:hyperlink>
+      <w:r>
+        <w:rPr>
+          <w:lang w:val="id_ID" w:bidi="id_ID"/>
+        </w:rPr>
+        <w:t>14–17</w:t>
+      </w:r>
       <w:r>
         <w:rPr>
           <w:lang w:val="id_ID" w:bidi="id_ID"/>
         </w:rPr>
         <w:t xml:space="preserve">, </w:t>
       </w:r>
-      <w:hyperlink r:id="rId33">
-        <w:r>
-          <w:rPr>
-            <w:lang w:val="id_ID" w:bidi="id_ID"/>
-          </w:rPr>
-          <w:rPr>
-            <w:color w:val="0000EE"/>
-            <w:u w:val="single"/>
-          </w:rPr>
-          <w:t>19–22</w:t>
-        </w:r>
-      </w:hyperlink>
+      <w:r>
+        <w:rPr>
+          <w:lang w:val="id_ID" w:bidi="id_ID"/>
+        </w:rPr>
+        <w:t>19–22</w:t>
+      </w:r>
       <w:r>
         <w:rPr>
           <w:lang w:val="id_ID" w:bidi="id_ID"/>
         </w:rPr>
         <w:t xml:space="preserve">, </w:t>
       </w:r>
-      <w:hyperlink r:id="rId34">
-        <w:r>
-          <w:rPr>
-            <w:lang w:val="id_ID" w:bidi="id_ID"/>
-          </w:rPr>
-          <w:rPr>
-            <w:color w:val="0000EE"/>
-            <w:u w:val="single"/>
-          </w:rPr>
-          <w:t>26–28</w:t>
-        </w:r>
-      </w:hyperlink>
+      <w:r>
+        <w:rPr>
+          <w:lang w:val="id_ID" w:bidi="id_ID"/>
+        </w:rPr>
+        <w:t>26–28</w:t>
+      </w:r>
       <w:r>
         <w:rPr>
           <w:lang w:val="id_ID" w:bidi="id_ID"/>
         </w:rPr>
         <w:t>. Kedua, Matius mencatat pemberitaan pesan Allah oleh Yesus kepada bangsa Israel mengenai kedatangan Kerajaan-Nya pada hari-hari terakhir (</w:t>
       </w:r>
-      <w:hyperlink r:id="rId35">
-        <w:r>
-          <w:rPr>
-            <w:lang w:val="id_ID" w:bidi="id_ID"/>
-          </w:rPr>
-          <w:rPr>
-            <w:color w:val="0000EE"/>
-            <w:u w:val="single"/>
-          </w:rPr>
-          <w:t>4:12–11:1</w:t>
-        </w:r>
-      </w:hyperlink>
+      <w:r>
+        <w:rPr>
+          <w:lang w:val="id_ID" w:bidi="id_ID"/>
+        </w:rPr>
+        <w:t>4:12–11:1</w:t>
+      </w:r>
       <w:r>
         <w:rPr>
           <w:lang w:val="id_ID" w:bidi="id_ID"/>
         </w:rPr>
         <w:t xml:space="preserve">; baca </w:t>
       </w:r>
-      <w:hyperlink r:id="rId36">
-        <w:r>
-          <w:rPr>
-            <w:lang w:val="id_ID" w:bidi="id_ID"/>
-          </w:rPr>
-          <w:rPr>
-            <w:color w:val="0000EE"/>
-            <w:u w:val="single"/>
-          </w:rPr>
-          <w:t>4:17</w:t>
-        </w:r>
-      </w:hyperlink>
+      <w:r>
+        <w:rPr>
+          <w:lang w:val="id_ID" w:bidi="id_ID"/>
+        </w:rPr>
+        <w:t>4:17</w:t>
+      </w:r>
       <w:r>
         <w:rPr>
           <w:lang w:val="id_ID" w:bidi="id_ID"/>
         </w:rPr>
         <w:t>), diikuti dengan berbagai respons yang dipicu oleh pesan tersebut (</w:t>
       </w:r>
-      <w:hyperlink r:id="rId37">
-        <w:r>
-          <w:rPr>
-            <w:lang w:val="id_ID" w:bidi="id_ID"/>
-          </w:rPr>
-          <w:rPr>
-            <w:color w:val="0000EE"/>
-            <w:u w:val="single"/>
-          </w:rPr>
-          <w:t>11:2–20:34</w:t>
-        </w:r>
-      </w:hyperlink>
+      <w:r>
+        <w:rPr>
+          <w:lang w:val="id_ID" w:bidi="id_ID"/>
+        </w:rPr>
+        <w:t>11:2–20:34</w:t>
+      </w:r>
       <w:r>
         <w:rPr>
           <w:lang w:val="id_ID" w:bidi="id_ID"/>
         </w:rPr>
         <w:t>). Matius kemudian menceritakan tentang kematian dan kebangkitan Yesus Kristus (</w:t>
       </w:r>
-      <w:hyperlink r:id="rId38">
-        <w:r>
-          <w:rPr>
-            <w:lang w:val="id_ID" w:bidi="id_ID"/>
-          </w:rPr>
-          <w:rPr>
-            <w:color w:val="0000EE"/>
-            <w:u w:val="single"/>
-          </w:rPr>
-          <w:t>Pasal 21–28</w:t>
-        </w:r>
-      </w:hyperlink>
+      <w:r>
+        <w:rPr>
+          <w:lang w:val="id_ID" w:bidi="id_ID"/>
+        </w:rPr>
+        <w:t>Pasal 21–28</w:t>
+      </w:r>
       <w:r>
         <w:rPr>
           <w:lang w:val="id_ID" w:bidi="id_ID"/>
@@ -836,108 +674,72 @@
         </w:rPr>
         <w:t>Matius adalah seorang pemungut cukai yang dipanggil Yesus untuk hidup di jalan keadilan dan ketaatan (</w:t>
       </w:r>
-      <w:hyperlink r:id="rId39">
-        <w:r>
-          <w:rPr>
-            <w:lang w:val="id_ID" w:bidi="id_ID"/>
-          </w:rPr>
-          <w:rPr>
-            <w:color w:val="0000EE"/>
-            <w:u w:val="single"/>
-          </w:rPr>
-          <w:t>9:9</w:t>
-        </w:r>
-      </w:hyperlink>
+      <w:r>
+        <w:rPr>
+          <w:lang w:val="id_ID" w:bidi="id_ID"/>
+        </w:rPr>
+        <w:t>9:9</w:t>
+      </w:r>
       <w:r>
         <w:rPr>
           <w:lang w:val="id_ID" w:bidi="id_ID"/>
         </w:rPr>
         <w:t>). Matius mengundang banyak temannya untuk bercengkerama dengan Yesus semalaman (</w:t>
       </w:r>
-      <w:hyperlink r:id="rId40">
-        <w:r>
-          <w:rPr>
-            <w:lang w:val="id_ID" w:bidi="id_ID"/>
-          </w:rPr>
-          <w:rPr>
-            <w:color w:val="0000EE"/>
-            <w:u w:val="single"/>
-          </w:rPr>
-          <w:t>9:10–13</w:t>
-        </w:r>
-      </w:hyperlink>
+      <w:r>
+        <w:rPr>
+          <w:lang w:val="id_ID" w:bidi="id_ID"/>
+        </w:rPr>
+        <w:t>9:10–13</w:t>
+      </w:r>
       <w:r>
         <w:rPr>
           <w:lang w:val="id_ID" w:bidi="id_ID"/>
         </w:rPr>
         <w:t>), dan nama Matius disebutkan di antara dua belas rasul (</w:t>
       </w:r>
-      <w:hyperlink r:id="rId41">
-        <w:r>
-          <w:rPr>
-            <w:lang w:val="id_ID" w:bidi="id_ID"/>
-          </w:rPr>
-          <w:rPr>
-            <w:color w:val="0000EE"/>
-            <w:u w:val="single"/>
-          </w:rPr>
-          <w:t>10:2–4</w:t>
-        </w:r>
-      </w:hyperlink>
+      <w:r>
+        <w:rPr>
+          <w:lang w:val="id_ID" w:bidi="id_ID"/>
+        </w:rPr>
+        <w:t>10:2–4</w:t>
+      </w:r>
       <w:r>
         <w:rPr>
           <w:lang w:val="id_ID" w:bidi="id_ID"/>
         </w:rPr>
         <w:t xml:space="preserve">; baca juga </w:t>
       </w:r>
-      <w:hyperlink r:id="rId42">
-        <w:r>
-          <w:rPr>
-            <w:lang w:val="id_ID" w:bidi="id_ID"/>
-          </w:rPr>
-          <w:rPr>
-            <w:color w:val="0000EE"/>
-            <w:u w:val="single"/>
-          </w:rPr>
-          <w:t>Mrk. 3:16–19</w:t>
-        </w:r>
-      </w:hyperlink>
+      <w:r>
+        <w:rPr>
+          <w:lang w:val="id_ID" w:bidi="id_ID"/>
+        </w:rPr>
+        <w:t>Mrk. 3:16–19</w:t>
+      </w:r>
       <w:r>
         <w:rPr>
           <w:lang w:val="id_ID" w:bidi="id_ID"/>
         </w:rPr>
         <w:t xml:space="preserve">; </w:t>
       </w:r>
-      <w:hyperlink r:id="rId43">
-        <w:r>
-          <w:rPr>
-            <w:lang w:val="id_ID" w:bidi="id_ID"/>
-          </w:rPr>
-          <w:rPr>
-            <w:color w:val="0000EE"/>
-            <w:u w:val="single"/>
-          </w:rPr>
-          <w:t>Luk. 6:13–16</w:t>
-        </w:r>
-      </w:hyperlink>
+      <w:r>
+        <w:rPr>
+          <w:lang w:val="id_ID" w:bidi="id_ID"/>
+        </w:rPr>
+        <w:t>Luk. 6:13–16</w:t>
+      </w:r>
       <w:r>
         <w:rPr>
           <w:lang w:val="id_ID" w:bidi="id_ID"/>
         </w:rPr>
         <w:t xml:space="preserve">; </w:t>
       </w:r>
-      <w:hyperlink r:id="rId44">
-        <w:r>
-          <w:rPr>
-            <w:lang w:val="id_ID" w:bidi="id_ID"/>
-          </w:rPr>
-          <w:rPr>
-            <w:color w:val="0000EE"/>
-            <w:u w:val="single"/>
-          </w:rPr>
-          <w:t>Kis. 1:13</w:t>
-        </w:r>
-      </w:hyperlink>
+      <w:r>
+        <w:rPr>
+          <w:lang w:val="id_ID" w:bidi="id_ID"/>
+        </w:rPr>
+        <w:t>Kis. 1:13</w:t>
+      </w:r>
       <w:r>
         <w:rPr>
           <w:lang w:val="id_ID" w:bidi="id_ID"/>
@@ -1010,324 +812,216 @@
         </w:rPr>
         <w:t xml:space="preserve">Tidak seperti surat-surat Paulus atau Wahyu Yohanes, latar belakang kitab-kitab Injil harus disimpulkan dari berbagai komentar dan penekanan di dalam kitab-kitab itu sendiri (baca </w:t>
       </w:r>
-      <w:hyperlink r:id="rId45">
-        <w:r>
-          <w:rPr>
-            <w:lang w:val="id_ID" w:bidi="id_ID"/>
-          </w:rPr>
-          <w:rPr>
-            <w:color w:val="0000EE"/>
-            <w:u w:val="single"/>
-          </w:rPr>
-          <w:t>24:15</w:t>
-        </w:r>
-      </w:hyperlink>
+      <w:r>
+        <w:rPr>
+          <w:lang w:val="id_ID" w:bidi="id_ID"/>
+        </w:rPr>
+        <w:t>24:15</w:t>
+      </w:r>
       <w:r>
         <w:rPr>
           <w:lang w:val="id_ID" w:bidi="id_ID"/>
         </w:rPr>
         <w:t xml:space="preserve">; </w:t>
       </w:r>
-      <w:hyperlink r:id="rId46">
-        <w:r>
-          <w:rPr>
-            <w:lang w:val="id_ID" w:bidi="id_ID"/>
-          </w:rPr>
-          <w:rPr>
-            <w:color w:val="0000EE"/>
-            <w:u w:val="single"/>
-          </w:rPr>
-          <w:t>27:46</w:t>
-        </w:r>
-      </w:hyperlink>
+      <w:r>
+        <w:rPr>
+          <w:lang w:val="id_ID" w:bidi="id_ID"/>
+        </w:rPr>
+        <w:t>27:46</w:t>
+      </w:r>
       <w:r>
         <w:rPr>
           <w:lang w:val="id_ID" w:bidi="id_ID"/>
         </w:rPr>
         <w:t xml:space="preserve">; </w:t>
       </w:r>
-      <w:hyperlink r:id="rId47">
-        <w:r>
-          <w:rPr>
-            <w:lang w:val="id_ID" w:bidi="id_ID"/>
-          </w:rPr>
-          <w:rPr>
-            <w:color w:val="0000EE"/>
-            <w:u w:val="single"/>
-          </w:rPr>
-          <w:t>28:15</w:t>
-        </w:r>
-      </w:hyperlink>
+      <w:r>
+        <w:rPr>
+          <w:lang w:val="id_ID" w:bidi="id_ID"/>
+        </w:rPr>
+        <w:t>28:15</w:t>
+      </w:r>
       <w:r>
         <w:rPr>
           <w:lang w:val="id_ID" w:bidi="id_ID"/>
         </w:rPr>
         <w:t>) sebab bukti-bukti yang nyata tidak tersedia. Injil Matius sepertinya ditulis pada masa ketika orang-orang Kristen dan orang-orang Yahudi memperdebatkan soal-soal seperti bagaimana cara menaati Taurat (</w:t>
       </w:r>
-      <w:hyperlink r:id="rId48">
-        <w:r>
-          <w:rPr>
-            <w:lang w:val="id_ID" w:bidi="id_ID"/>
-          </w:rPr>
-          <w:rPr>
-            <w:color w:val="0000EE"/>
-            <w:u w:val="single"/>
-          </w:rPr>
-          <w:t>5:17–48</w:t>
-        </w:r>
-      </w:hyperlink>
+      <w:r>
+        <w:rPr>
+          <w:lang w:val="id_ID" w:bidi="id_ID"/>
+        </w:rPr>
+        <w:t>5:17–48</w:t>
+      </w:r>
       <w:r>
         <w:rPr>
           <w:lang w:val="id_ID" w:bidi="id_ID"/>
         </w:rPr>
         <w:t xml:space="preserve">; </w:t>
       </w:r>
-      <w:hyperlink r:id="rId49">
-        <w:r>
-          <w:rPr>
-            <w:lang w:val="id_ID" w:bidi="id_ID"/>
-          </w:rPr>
-          <w:rPr>
-            <w:color w:val="0000EE"/>
-            <w:u w:val="single"/>
-          </w:rPr>
-          <w:t>15:1–20</w:t>
-        </w:r>
-      </w:hyperlink>
+      <w:r>
+        <w:rPr>
+          <w:lang w:val="id_ID" w:bidi="id_ID"/>
+        </w:rPr>
+        <w:t>15:1–20</w:t>
+      </w:r>
       <w:r>
         <w:rPr>
           <w:lang w:val="id_ID" w:bidi="id_ID"/>
         </w:rPr>
         <w:t>), siapakah Mesias itu (</w:t>
       </w:r>
-      <w:hyperlink r:id="rId50">
-        <w:r>
-          <w:rPr>
-            <w:lang w:val="id_ID" w:bidi="id_ID"/>
-          </w:rPr>
-          <w:rPr>
-            <w:color w:val="0000EE"/>
-            <w:u w:val="single"/>
-          </w:rPr>
-          <w:t>Pasal 1–2</w:t>
-        </w:r>
-      </w:hyperlink>
+      <w:r>
+        <w:rPr>
+          <w:lang w:val="id_ID" w:bidi="id_ID"/>
+        </w:rPr>
+        <w:t>Pasal 1–2</w:t>
+      </w:r>
       <w:r>
         <w:rPr>
           <w:lang w:val="id_ID" w:bidi="id_ID"/>
         </w:rPr>
         <w:t xml:space="preserve">), siapakah umat Allah yang sejati (Israel atau Gereja; </w:t>
       </w:r>
-      <w:hyperlink r:id="rId51">
-        <w:r>
-          <w:rPr>
-            <w:lang w:val="id_ID" w:bidi="id_ID"/>
-          </w:rPr>
-          <w:rPr>
-            <w:color w:val="0000EE"/>
-            <w:u w:val="single"/>
-          </w:rPr>
-          <w:t>21:33–46</w:t>
-        </w:r>
-      </w:hyperlink>
+      <w:r>
+        <w:rPr>
+          <w:lang w:val="id_ID" w:bidi="id_ID"/>
+        </w:rPr>
+        <w:t>21:33–46</w:t>
+      </w:r>
       <w:r>
         <w:rPr>
           <w:lang w:val="id_ID" w:bidi="id_ID"/>
         </w:rPr>
         <w:t>), siapakah pemimpin umat Allah yang sah (</w:t>
       </w:r>
-      <w:hyperlink r:id="rId52">
-        <w:r>
-          <w:rPr>
-            <w:lang w:val="id_ID" w:bidi="id_ID"/>
-          </w:rPr>
-          <w:rPr>
-            <w:color w:val="0000EE"/>
-            <w:u w:val="single"/>
-          </w:rPr>
-          <w:t>4:18–22</w:t>
-        </w:r>
-      </w:hyperlink>
+      <w:r>
+        <w:rPr>
+          <w:lang w:val="id_ID" w:bidi="id_ID"/>
+        </w:rPr>
+        <w:t>4:18–22</w:t>
+      </w:r>
       <w:r>
         <w:rPr>
           <w:lang w:val="id_ID" w:bidi="id_ID"/>
         </w:rPr>
         <w:t xml:space="preserve">; </w:t>
       </w:r>
-      <w:hyperlink r:id="rId41">
-        <w:r>
-          <w:rPr>
-            <w:lang w:val="id_ID" w:bidi="id_ID"/>
-          </w:rPr>
-          <w:rPr>
-            <w:color w:val="0000EE"/>
-            <w:u w:val="single"/>
-          </w:rPr>
-          <w:t>10:2–4</w:t>
-        </w:r>
-      </w:hyperlink>
+      <w:r>
+        <w:rPr>
+          <w:lang w:val="id_ID" w:bidi="id_ID"/>
+        </w:rPr>
+        <w:t>10:2–4</w:t>
+      </w:r>
       <w:r>
         <w:rPr>
           <w:lang w:val="id_ID" w:bidi="id_ID"/>
         </w:rPr>
         <w:t xml:space="preserve">; </w:t>
       </w:r>
-      <w:hyperlink r:id="rId53">
-        <w:r>
-          <w:rPr>
-            <w:lang w:val="id_ID" w:bidi="id_ID"/>
-          </w:rPr>
-          <w:rPr>
-            <w:color w:val="0000EE"/>
-            <w:u w:val="single"/>
-          </w:rPr>
-          <w:t>21:43</w:t>
-        </w:r>
-      </w:hyperlink>
+      <w:r>
+        <w:rPr>
+          <w:lang w:val="id_ID" w:bidi="id_ID"/>
+        </w:rPr>
+        <w:t>21:43</w:t>
+      </w:r>
       <w:r>
         <w:rPr>
           <w:lang w:val="id_ID" w:bidi="id_ID"/>
         </w:rPr>
         <w:t xml:space="preserve">; </w:t>
       </w:r>
-      <w:hyperlink r:id="rId54">
-        <w:r>
-          <w:rPr>
-            <w:lang w:val="id_ID" w:bidi="id_ID"/>
-          </w:rPr>
-          <w:rPr>
-            <w:color w:val="0000EE"/>
-            <w:u w:val="single"/>
-          </w:rPr>
-          <w:t>23:1–36</w:t>
-        </w:r>
-      </w:hyperlink>
+      <w:r>
+        <w:rPr>
+          <w:lang w:val="id_ID" w:bidi="id_ID"/>
+        </w:rPr>
+        <w:t>23:1–36</w:t>
+      </w:r>
       <w:r>
         <w:rPr>
           <w:lang w:val="id_ID" w:bidi="id_ID"/>
         </w:rPr>
         <w:t xml:space="preserve">; </w:t>
       </w:r>
-      <w:hyperlink r:id="rId55">
-        <w:r>
-          <w:rPr>
-            <w:lang w:val="id_ID" w:bidi="id_ID"/>
-          </w:rPr>
-          <w:rPr>
-            <w:color w:val="0000EE"/>
-            <w:u w:val="single"/>
-          </w:rPr>
-          <w:t>28:16–20</w:t>
-        </w:r>
-      </w:hyperlink>
+      <w:r>
+        <w:rPr>
+          <w:lang w:val="id_ID" w:bidi="id_ID"/>
+        </w:rPr>
+        <w:t>28:16–20</w:t>
+      </w:r>
       <w:r>
         <w:rPr>
           <w:lang w:val="id_ID" w:bidi="id_ID"/>
         </w:rPr>
         <w:t>), dan bagaimana bangsa-bangsa non-Yahudi terkait dengan Gereja dan bangsa Israel (</w:t>
       </w:r>
-      <w:hyperlink r:id="rId56">
-        <w:r>
-          <w:rPr>
-            <w:lang w:val="id_ID" w:bidi="id_ID"/>
-          </w:rPr>
-          <w:rPr>
-            <w:color w:val="0000EE"/>
-            <w:u w:val="single"/>
-          </w:rPr>
-          <w:t>2:1–12</w:t>
-        </w:r>
-      </w:hyperlink>
+      <w:r>
+        <w:rPr>
+          <w:lang w:val="id_ID" w:bidi="id_ID"/>
+        </w:rPr>
+        <w:t>2:1–12</w:t>
+      </w:r>
       <w:r>
         <w:rPr>
           <w:lang w:val="id_ID" w:bidi="id_ID"/>
         </w:rPr>
         <w:t xml:space="preserve">; </w:t>
       </w:r>
-      <w:hyperlink r:id="rId57">
-        <w:r>
-          <w:rPr>
-            <w:lang w:val="id_ID" w:bidi="id_ID"/>
-          </w:rPr>
-          <w:rPr>
-            <w:color w:val="0000EE"/>
-            <w:u w:val="single"/>
-          </w:rPr>
-          <w:t>3:7–10</w:t>
-        </w:r>
-      </w:hyperlink>
+      <w:r>
+        <w:rPr>
+          <w:lang w:val="id_ID" w:bidi="id_ID"/>
+        </w:rPr>
+        <w:t>3:7–10</w:t>
+      </w:r>
       <w:r>
         <w:rPr>
           <w:lang w:val="id_ID" w:bidi="id_ID"/>
         </w:rPr>
         <w:t xml:space="preserve">; </w:t>
       </w:r>
-      <w:hyperlink r:id="rId58">
-        <w:r>
-          <w:rPr>
-            <w:lang w:val="id_ID" w:bidi="id_ID"/>
-          </w:rPr>
-          <w:rPr>
-            <w:color w:val="0000EE"/>
-            <w:u w:val="single"/>
-          </w:rPr>
-          <w:t>4:12–16</w:t>
-        </w:r>
-      </w:hyperlink>
+      <w:r>
+        <w:rPr>
+          <w:lang w:val="id_ID" w:bidi="id_ID"/>
+        </w:rPr>
+        <w:t>4:12–16</w:t>
+      </w:r>
       <w:r>
         <w:rPr>
           <w:lang w:val="id_ID" w:bidi="id_ID"/>
         </w:rPr>
         <w:t xml:space="preserve">; </w:t>
       </w:r>
-      <w:hyperlink r:id="rId59">
-        <w:r>
-          <w:rPr>
-            <w:lang w:val="id_ID" w:bidi="id_ID"/>
-          </w:rPr>
-          <w:rPr>
-            <w:color w:val="0000EE"/>
-            <w:u w:val="single"/>
-          </w:rPr>
-          <w:t>8:5–13</w:t>
-        </w:r>
-      </w:hyperlink>
+      <w:r>
+        <w:rPr>
+          <w:lang w:val="id_ID" w:bidi="id_ID"/>
+        </w:rPr>
+        <w:t>8:5–13</w:t>
+      </w:r>
       <w:r>
         <w:rPr>
           <w:lang w:val="id_ID" w:bidi="id_ID"/>
         </w:rPr>
         <w:t xml:space="preserve">; </w:t>
       </w:r>
-      <w:hyperlink r:id="rId60">
-        <w:r>
-          <w:rPr>
-            <w:lang w:val="id_ID" w:bidi="id_ID"/>
-          </w:rPr>
-          <w:rPr>
-            <w:color w:val="0000EE"/>
-            <w:u w:val="single"/>
-          </w:rPr>
-          <w:t>15:21–28</w:t>
-        </w:r>
-      </w:hyperlink>
+      <w:r>
+        <w:rPr>
+          <w:lang w:val="id_ID" w:bidi="id_ID"/>
+        </w:rPr>
+        <w:t>15:21–28</w:t>
+      </w:r>
       <w:r>
         <w:rPr>
           <w:lang w:val="id_ID" w:bidi="id_ID"/>
         </w:rPr>
         <w:t xml:space="preserve">; </w:t>
       </w:r>
-      <w:hyperlink r:id="rId55">
-        <w:r>
-          <w:rPr>
-            <w:lang w:val="id_ID" w:bidi="id_ID"/>
-          </w:rPr>
-          <w:rPr>
-            <w:color w:val="0000EE"/>
-            <w:u w:val="single"/>
-          </w:rPr>
-          <w:t>28:16–20</w:t>
-        </w:r>
-      </w:hyperlink>
+      <w:r>
+        <w:rPr>
+          <w:lang w:val="id_ID" w:bidi="id_ID"/>
+        </w:rPr>
+        <w:t>28:16–20</w:t>
+      </w:r>
       <w:r>
         <w:rPr>
           <w:lang w:val="id_ID" w:bidi="id_ID"/>
@@ -1348,180 +1042,120 @@
         </w:rPr>
         <w:t xml:space="preserve">Ada sebuah perdebatan serius mengenai apakah Injil Matius berasal dari sebuah komunitas yang masih berada di dalam agama Yahudi atau di luarnya. Dengan kata lain, apakah komunitas Kristen yang menaungi Matius telah berpisah dari agama Yahudi, atau masih bagian darinya? Atau, apakah Injil Matius ditulis untuk kalangan pembaca umum atau sebuah komunitas tertentu? Kekristenan mula-mula cukup beragam; beberapa pemimpin Kristen, seperti Yakobus, menjaga hubungan dengan komunitas-komunitas Yahudi. Dalam membahas pertanyaan ini, para ahli memeriksa ayat-ayat berikut: </w:t>
       </w:r>
-      <w:hyperlink r:id="rId56">
-        <w:r>
-          <w:rPr>
-            <w:lang w:val="id_ID" w:bidi="id_ID"/>
-          </w:rPr>
-          <w:rPr>
-            <w:color w:val="0000EE"/>
-            <w:u w:val="single"/>
-          </w:rPr>
-          <w:t>2:1–12</w:t>
-        </w:r>
-      </w:hyperlink>
+      <w:r>
+        <w:rPr>
+          <w:lang w:val="id_ID" w:bidi="id_ID"/>
+        </w:rPr>
+        <w:t>2:1–12</w:t>
+      </w:r>
       <w:r>
         <w:rPr>
           <w:lang w:val="id_ID" w:bidi="id_ID"/>
         </w:rPr>
         <w:t xml:space="preserve">; </w:t>
       </w:r>
-      <w:hyperlink r:id="rId58">
-        <w:r>
-          <w:rPr>
-            <w:lang w:val="id_ID" w:bidi="id_ID"/>
-          </w:rPr>
-          <w:rPr>
-            <w:color w:val="0000EE"/>
-            <w:u w:val="single"/>
-          </w:rPr>
-          <w:t>4:12–16</w:t>
-        </w:r>
-      </w:hyperlink>
+      <w:r>
+        <w:rPr>
+          <w:lang w:val="id_ID" w:bidi="id_ID"/>
+        </w:rPr>
+        <w:t>4:12–16</w:t>
+      </w:r>
       <w:r>
         <w:rPr>
           <w:lang w:val="id_ID" w:bidi="id_ID"/>
         </w:rPr>
         <w:t xml:space="preserve">; </w:t>
       </w:r>
-      <w:hyperlink r:id="rId59">
-        <w:r>
-          <w:rPr>
-            <w:lang w:val="id_ID" w:bidi="id_ID"/>
-          </w:rPr>
-          <w:rPr>
-            <w:color w:val="0000EE"/>
-            <w:u w:val="single"/>
-          </w:rPr>
-          <w:t>8:5–13</w:t>
-        </w:r>
-      </w:hyperlink>
+      <w:r>
+        <w:rPr>
+          <w:lang w:val="id_ID" w:bidi="id_ID"/>
+        </w:rPr>
+        <w:t>8:5–13</w:t>
+      </w:r>
       <w:r>
         <w:rPr>
           <w:lang w:val="id_ID" w:bidi="id_ID"/>
         </w:rPr>
         <w:t xml:space="preserve">; </w:t>
       </w:r>
-      <w:hyperlink r:id="rId61">
-        <w:r>
-          <w:rPr>
-            <w:lang w:val="id_ID" w:bidi="id_ID"/>
-          </w:rPr>
-          <w:rPr>
-            <w:color w:val="0000EE"/>
-            <w:u w:val="single"/>
-          </w:rPr>
-          <w:t>10:5–6</w:t>
-        </w:r>
-      </w:hyperlink>
+      <w:r>
+        <w:rPr>
+          <w:lang w:val="id_ID" w:bidi="id_ID"/>
+        </w:rPr>
+        <w:t>10:5–6</w:t>
+      </w:r>
       <w:r>
         <w:rPr>
           <w:lang w:val="id_ID" w:bidi="id_ID"/>
         </w:rPr>
         <w:t xml:space="preserve">; </w:t>
       </w:r>
-      <w:hyperlink r:id="rId60">
-        <w:r>
-          <w:rPr>
-            <w:lang w:val="id_ID" w:bidi="id_ID"/>
-          </w:rPr>
-          <w:rPr>
-            <w:color w:val="0000EE"/>
-            <w:u w:val="single"/>
-          </w:rPr>
-          <w:t>15:21–28</w:t>
-        </w:r>
-      </w:hyperlink>
+      <w:r>
+        <w:rPr>
+          <w:lang w:val="id_ID" w:bidi="id_ID"/>
+        </w:rPr>
+        <w:t>15:21–28</w:t>
+      </w:r>
       <w:r>
         <w:rPr>
           <w:lang w:val="id_ID" w:bidi="id_ID"/>
         </w:rPr>
         <w:t xml:space="preserve">; </w:t>
       </w:r>
-      <w:hyperlink r:id="rId62">
-        <w:r>
-          <w:rPr>
-            <w:lang w:val="id_ID" w:bidi="id_ID"/>
-          </w:rPr>
-          <w:rPr>
-            <w:color w:val="0000EE"/>
-            <w:u w:val="single"/>
-          </w:rPr>
-          <w:t>17:24–27</w:t>
-        </w:r>
-      </w:hyperlink>
+      <w:r>
+        <w:rPr>
+          <w:lang w:val="id_ID" w:bidi="id_ID"/>
+        </w:rPr>
+        <w:t>17:24–27</w:t>
+      </w:r>
       <w:r>
         <w:rPr>
           <w:lang w:val="id_ID" w:bidi="id_ID"/>
         </w:rPr>
         <w:t xml:space="preserve">; </w:t>
       </w:r>
-      <w:hyperlink r:id="rId63">
-        <w:r>
-          <w:rPr>
-            <w:lang w:val="id_ID" w:bidi="id_ID"/>
-          </w:rPr>
-          <w:rPr>
-            <w:color w:val="0000EE"/>
-            <w:u w:val="single"/>
-          </w:rPr>
-          <w:t>19:28</w:t>
-        </w:r>
-      </w:hyperlink>
+      <w:r>
+        <w:rPr>
+          <w:lang w:val="id_ID" w:bidi="id_ID"/>
+        </w:rPr>
+        <w:t>19:28</w:t>
+      </w:r>
       <w:r>
         <w:rPr>
           <w:lang w:val="id_ID" w:bidi="id_ID"/>
         </w:rPr>
         <w:t xml:space="preserve">; </w:t>
       </w:r>
-      <w:hyperlink r:id="rId53">
-        <w:r>
-          <w:rPr>
-            <w:lang w:val="id_ID" w:bidi="id_ID"/>
-          </w:rPr>
-          <w:rPr>
-            <w:color w:val="0000EE"/>
-            <w:u w:val="single"/>
-          </w:rPr>
-          <w:t>21:43</w:t>
-        </w:r>
-      </w:hyperlink>
+      <w:r>
+        <w:rPr>
+          <w:lang w:val="id_ID" w:bidi="id_ID"/>
+        </w:rPr>
+        <w:t>21:43</w:t>
+      </w:r>
       <w:r>
         <w:rPr>
           <w:lang w:val="id_ID" w:bidi="id_ID"/>
         </w:rPr>
         <w:t xml:space="preserve">; </w:t>
       </w:r>
-      <w:hyperlink r:id="rId64">
-        <w:r>
-          <w:rPr>
-            <w:lang w:val="id_ID" w:bidi="id_ID"/>
-          </w:rPr>
-          <w:rPr>
-            <w:color w:val="0000EE"/>
-            <w:u w:val="single"/>
-          </w:rPr>
-          <w:t>22:7</w:t>
-        </w:r>
-      </w:hyperlink>
+      <w:r>
+        <w:rPr>
+          <w:lang w:val="id_ID" w:bidi="id_ID"/>
+        </w:rPr>
+        <w:t>22:7</w:t>
+      </w:r>
       <w:r>
         <w:rPr>
           <w:lang w:val="id_ID" w:bidi="id_ID"/>
         </w:rPr>
         <w:t xml:space="preserve">; </w:t>
       </w:r>
-      <w:hyperlink r:id="rId21">
-        <w:r>
-          <w:rPr>
-            <w:lang w:val="id_ID" w:bidi="id_ID"/>
-          </w:rPr>
-          <w:rPr>
-            <w:color w:val="0000EE"/>
-            <w:u w:val="single"/>
-          </w:rPr>
-          <w:t>23:1–39</w:t>
-        </w:r>
-      </w:hyperlink>
+      <w:r>
+        <w:rPr>
+          <w:lang w:val="id_ID" w:bidi="id_ID"/>
+        </w:rPr>
+        <w:t>23:1–39</w:t>
+      </w:r>
       <w:r>
         <w:rPr>
           <w:lang w:val="id_ID" w:bidi="id_ID"/>
@@ -1592,18 +1226,12 @@
         </w:rPr>
         <w:t>Beberapa orang mengikut Yesus. Dalam mengikuti perintah-perintah-Nya, para murid ini menginjili dunia Romawi dan membangun sebuah komunitas (Gereja) yang mencakup orang-orang Yahudi dan non-Yahudi. Namun, secara umum, bangsa Israel menolak mengikuti Mesiasnya, dan Yesus memperingatkan bahwa mereka akan mengalami penghukuman Allah (</w:t>
       </w:r>
-      <w:hyperlink r:id="rId29">
-        <w:r>
-          <w:rPr>
-            <w:lang w:val="id_ID" w:bidi="id_ID"/>
-          </w:rPr>
-          <w:rPr>
-            <w:color w:val="0000EE"/>
-            <w:u w:val="single"/>
-          </w:rPr>
-          <w:t>Pasal 23–25</w:t>
-        </w:r>
-      </w:hyperlink>
+      <w:r>
+        <w:rPr>
+          <w:lang w:val="id_ID" w:bidi="id_ID"/>
+        </w:rPr>
+        <w:t>Pasal 23–25</w:t>
+      </w:r>
       <w:r>
         <w:rPr>
           <w:lang w:val="id_ID" w:bidi="id_ID"/>
@@ -1638,162 +1266,108 @@
         </w:rPr>
         <w:t>Sang Mesias (Kristus). Matius menekankan Yesus sebagai Mesias (Kristus) (</w:t>
       </w:r>
-      <w:hyperlink r:id="rId65">
-        <w:r>
-          <w:rPr>
-            <w:lang w:val="id_ID" w:bidi="id_ID"/>
-          </w:rPr>
-          <w:rPr>
-            <w:color w:val="0000EE"/>
-            <w:u w:val="single"/>
-          </w:rPr>
-          <w:t>1:1</w:t>
-        </w:r>
-      </w:hyperlink>
+      <w:r>
+        <w:rPr>
+          <w:lang w:val="id_ID" w:bidi="id_ID"/>
+        </w:rPr>
+        <w:t>1:1</w:t>
+      </w:r>
       <w:r>
         <w:rPr>
           <w:lang w:val="id_ID" w:bidi="id_ID"/>
         </w:rPr>
         <w:t xml:space="preserve">, </w:t>
       </w:r>
-      <w:hyperlink r:id="rId66">
-        <w:r>
-          <w:rPr>
-            <w:lang w:val="id_ID" w:bidi="id_ID"/>
-          </w:rPr>
-          <w:rPr>
-            <w:color w:val="0000EE"/>
-            <w:u w:val="single"/>
-          </w:rPr>
-          <w:t>16–18</w:t>
-        </w:r>
-      </w:hyperlink>
+      <w:r>
+        <w:rPr>
+          <w:lang w:val="id_ID" w:bidi="id_ID"/>
+        </w:rPr>
+        <w:t>16–18</w:t>
+      </w:r>
       <w:r>
         <w:rPr>
           <w:lang w:val="id_ID" w:bidi="id_ID"/>
         </w:rPr>
         <w:t xml:space="preserve">; </w:t>
       </w:r>
-      <w:hyperlink r:id="rId67">
-        <w:r>
-          <w:rPr>
-            <w:lang w:val="id_ID" w:bidi="id_ID"/>
-          </w:rPr>
-          <w:rPr>
-            <w:color w:val="0000EE"/>
-            <w:u w:val="single"/>
-          </w:rPr>
-          <w:t>11:2–3</w:t>
-        </w:r>
-      </w:hyperlink>
+      <w:r>
+        <w:rPr>
+          <w:lang w:val="id_ID" w:bidi="id_ID"/>
+        </w:rPr>
+        <w:t>11:2–3</w:t>
+      </w:r>
       <w:r>
         <w:rPr>
           <w:lang w:val="id_ID" w:bidi="id_ID"/>
         </w:rPr>
         <w:t xml:space="preserve">; </w:t>
       </w:r>
-      <w:hyperlink r:id="rId68">
-        <w:r>
-          <w:rPr>
-            <w:lang w:val="id_ID" w:bidi="id_ID"/>
-          </w:rPr>
-          <w:rPr>
-            <w:color w:val="0000EE"/>
-            <w:u w:val="single"/>
-          </w:rPr>
-          <w:t>16:16</w:t>
-        </w:r>
-      </w:hyperlink>
+      <w:r>
+        <w:rPr>
+          <w:lang w:val="id_ID" w:bidi="id_ID"/>
+        </w:rPr>
+        <w:t>16:16</w:t>
+      </w:r>
       <w:r>
         <w:rPr>
           <w:lang w:val="id_ID" w:bidi="id_ID"/>
         </w:rPr>
         <w:t xml:space="preserve">, </w:t>
       </w:r>
-      <w:hyperlink r:id="rId69">
-        <w:r>
-          <w:rPr>
-            <w:lang w:val="id_ID" w:bidi="id_ID"/>
-          </w:rPr>
-          <w:rPr>
-            <w:color w:val="0000EE"/>
-            <w:u w:val="single"/>
-          </w:rPr>
-          <w:t>20</w:t>
-        </w:r>
-      </w:hyperlink>
+      <w:r>
+        <w:rPr>
+          <w:lang w:val="id_ID" w:bidi="id_ID"/>
+        </w:rPr>
+        <w:t>20</w:t>
+      </w:r>
       <w:r>
         <w:rPr>
           <w:lang w:val="id_ID" w:bidi="id_ID"/>
         </w:rPr>
         <w:t xml:space="preserve">; </w:t>
       </w:r>
-      <w:hyperlink r:id="rId70">
-        <w:r>
-          <w:rPr>
-            <w:lang w:val="id_ID" w:bidi="id_ID"/>
-          </w:rPr>
-          <w:rPr>
-            <w:color w:val="0000EE"/>
-            <w:u w:val="single"/>
-          </w:rPr>
-          <w:t>23:10</w:t>
-        </w:r>
-      </w:hyperlink>
+      <w:r>
+        <w:rPr>
+          <w:lang w:val="id_ID" w:bidi="id_ID"/>
+        </w:rPr>
+        <w:t>23:10</w:t>
+      </w:r>
       <w:r>
         <w:rPr>
           <w:lang w:val="id_ID" w:bidi="id_ID"/>
         </w:rPr>
         <w:t>). Ia memusatkan perhatian pada Yesus sebagai penggenapan penantian dalam Perjanjian Lama, meski bukan dengan cara yang diharapkan oleh orang-orang Yahudi sezamannya. Bagi Matius, Yesus jelas adalah Anak Allah, yang lahir dari Perawan Maria untuk membawa keselamatan bagi umat-Nya (</w:t>
       </w:r>
-      <w:hyperlink r:id="rId71">
-        <w:r>
-          <w:rPr>
-            <w:lang w:val="id_ID" w:bidi="id_ID"/>
-          </w:rPr>
-          <w:rPr>
-            <w:color w:val="0000EE"/>
-            <w:u w:val="single"/>
-          </w:rPr>
-          <w:t>1:21</w:t>
-        </w:r>
-      </w:hyperlink>
+      <w:r>
+        <w:rPr>
+          <w:lang w:val="id_ID" w:bidi="id_ID"/>
+        </w:rPr>
+        <w:t>1:21</w:t>
+      </w:r>
       <w:r>
         <w:rPr>
           <w:lang w:val="id_ID" w:bidi="id_ID"/>
         </w:rPr>
         <w:t>). Singkatnya, Yesus adalah “Imanuel”, yang berarti “Allah beserta kita” (</w:t>
       </w:r>
-      <w:hyperlink r:id="rId72">
-        <w:r>
-          <w:rPr>
-            <w:lang w:val="id_ID" w:bidi="id_ID"/>
-          </w:rPr>
-          <w:rPr>
-            <w:color w:val="0000EE"/>
-            <w:u w:val="single"/>
-          </w:rPr>
-          <w:t>1:23</w:t>
-        </w:r>
-      </w:hyperlink>
+      <w:r>
+        <w:rPr>
+          <w:lang w:val="id_ID" w:bidi="id_ID"/>
+        </w:rPr>
+        <w:t>1:23</w:t>
+      </w:r>
       <w:r>
         <w:rPr>
           <w:lang w:val="id_ID" w:bidi="id_ID"/>
         </w:rPr>
         <w:t xml:space="preserve">; </w:t>
       </w:r>
-      <w:hyperlink r:id="rId73">
-        <w:r>
-          <w:rPr>
-            <w:lang w:val="id_ID" w:bidi="id_ID"/>
-          </w:rPr>
-          <w:rPr>
-            <w:color w:val="0000EE"/>
-            <w:u w:val="single"/>
-          </w:rPr>
-          <w:t>28:20</w:t>
-        </w:r>
-      </w:hyperlink>
+      <w:r>
+        <w:rPr>
+          <w:lang w:val="id_ID" w:bidi="id_ID"/>
+        </w:rPr>
+        <w:t>28:20</w:t>
+      </w:r>
       <w:r>
         <w:rPr>
           <w:lang w:val="id_ID" w:bidi="id_ID"/>
@@ -1814,288 +1388,192 @@
         </w:rPr>
         <w:t>Kerajaan Surga. Ungkapan “Kerajaan Surga”, yang dipakai tiga puluh kali di dalam Injil Matius, adalah cara lain yang dipakai orang-orang Yahudi untuk menyebut “Kerajaan Allah”. Matius memakai istilah tersebut untuk mengingatkan kepada (1) pemerintahan Allah yang tak kasat mata tetapi nyata di bumi melalui karya penyelamatan Yesus sang Mesias; (2) penggenapan janji-janji dalam Perjanjian Lama (</w:t>
       </w:r>
-      <w:hyperlink r:id="rId36">
-        <w:r>
-          <w:rPr>
-            <w:lang w:val="id_ID" w:bidi="id_ID"/>
-          </w:rPr>
-          <w:rPr>
-            <w:color w:val="0000EE"/>
-            <w:u w:val="single"/>
-          </w:rPr>
-          <w:t>4:17</w:t>
-        </w:r>
-      </w:hyperlink>
+      <w:r>
+        <w:rPr>
+          <w:lang w:val="id_ID" w:bidi="id_ID"/>
+        </w:rPr>
+        <w:t>4:17</w:t>
+      </w:r>
       <w:r>
         <w:rPr>
           <w:lang w:val="id_ID" w:bidi="id_ID"/>
         </w:rPr>
         <w:t xml:space="preserve">; </w:t>
       </w:r>
-      <w:hyperlink r:id="rId74">
-        <w:r>
-          <w:rPr>
-            <w:lang w:val="id_ID" w:bidi="id_ID"/>
-          </w:rPr>
-          <w:rPr>
-            <w:color w:val="0000EE"/>
-            <w:u w:val="single"/>
-          </w:rPr>
-          <w:t>11:11–15</w:t>
-        </w:r>
-      </w:hyperlink>
+      <w:r>
+        <w:rPr>
+          <w:lang w:val="id_ID" w:bidi="id_ID"/>
+        </w:rPr>
+        <w:t>11:11–15</w:t>
+      </w:r>
       <w:r>
         <w:rPr>
           <w:lang w:val="id_ID" w:bidi="id_ID"/>
         </w:rPr>
         <w:t>); (3) kegiatan Allah menyelamatkan, sering kali melalui cara-cara yang sunyi dan sederhana (</w:t>
       </w:r>
-      <w:hyperlink r:id="rId75">
-        <w:r>
-          <w:rPr>
-            <w:lang w:val="id_ID" w:bidi="id_ID"/>
-          </w:rPr>
-          <w:rPr>
-            <w:color w:val="0000EE"/>
-            <w:u w:val="single"/>
-          </w:rPr>
-          <w:t>11:25</w:t>
-        </w:r>
-      </w:hyperlink>
+      <w:r>
+        <w:rPr>
+          <w:lang w:val="id_ID" w:bidi="id_ID"/>
+        </w:rPr>
+        <w:t>11:25</w:t>
+      </w:r>
       <w:r>
         <w:rPr>
           <w:lang w:val="id_ID" w:bidi="id_ID"/>
         </w:rPr>
         <w:t xml:space="preserve">; </w:t>
       </w:r>
-      <w:hyperlink r:id="rId76">
-        <w:r>
-          <w:rPr>
-            <w:lang w:val="id_ID" w:bidi="id_ID"/>
-          </w:rPr>
-          <w:rPr>
-            <w:color w:val="0000EE"/>
-            <w:u w:val="single"/>
-          </w:rPr>
-          <w:t>13:24–30</w:t>
-        </w:r>
-      </w:hyperlink>
+      <w:r>
+        <w:rPr>
+          <w:lang w:val="id_ID" w:bidi="id_ID"/>
+        </w:rPr>
+        <w:t>13:24–30</w:t>
+      </w:r>
       <w:r>
         <w:rPr>
           <w:lang w:val="id_ID" w:bidi="id_ID"/>
         </w:rPr>
         <w:t xml:space="preserve">, </w:t>
       </w:r>
-      <w:hyperlink r:id="rId77">
-        <w:r>
-          <w:rPr>
-            <w:lang w:val="id_ID" w:bidi="id_ID"/>
-          </w:rPr>
-          <w:rPr>
-            <w:color w:val="0000EE"/>
-            <w:u w:val="single"/>
-          </w:rPr>
-          <w:t>36–43</w:t>
-        </w:r>
-      </w:hyperlink>
+      <w:r>
+        <w:rPr>
+          <w:lang w:val="id_ID" w:bidi="id_ID"/>
+        </w:rPr>
+        <w:t>36–43</w:t>
+      </w:r>
       <w:r>
         <w:rPr>
           <w:lang w:val="id_ID" w:bidi="id_ID"/>
         </w:rPr>
         <w:t>); (4) kuasa dan kekuatan dari kegiatan Allah (</w:t>
       </w:r>
-      <w:hyperlink r:id="rId78">
-        <w:r>
-          <w:rPr>
-            <w:lang w:val="id_ID" w:bidi="id_ID"/>
-          </w:rPr>
-          <w:rPr>
-            <w:color w:val="0000EE"/>
-            <w:u w:val="single"/>
-          </w:rPr>
-          <w:t>11:2–6</w:t>
-        </w:r>
-      </w:hyperlink>
+      <w:r>
+        <w:rPr>
+          <w:lang w:val="id_ID" w:bidi="id_ID"/>
+        </w:rPr>
+        <w:t>11:2–6</w:t>
+      </w:r>
       <w:r>
         <w:rPr>
           <w:lang w:val="id_ID" w:bidi="id_ID"/>
         </w:rPr>
         <w:t xml:space="preserve">, </w:t>
       </w:r>
-      <w:hyperlink r:id="rId79">
-        <w:r>
-          <w:rPr>
-            <w:lang w:val="id_ID" w:bidi="id_ID"/>
-          </w:rPr>
-          <w:rPr>
-            <w:color w:val="0000EE"/>
-            <w:u w:val="single"/>
-          </w:rPr>
-          <w:t>12–13</w:t>
-        </w:r>
-      </w:hyperlink>
+      <w:r>
+        <w:rPr>
+          <w:lang w:val="id_ID" w:bidi="id_ID"/>
+        </w:rPr>
+        <w:t>12–13</w:t>
+      </w:r>
       <w:r>
         <w:rPr>
           <w:lang w:val="id_ID" w:bidi="id_ID"/>
         </w:rPr>
         <w:t xml:space="preserve">; </w:t>
       </w:r>
-      <w:hyperlink r:id="rId80">
-        <w:r>
-          <w:rPr>
-            <w:lang w:val="id_ID" w:bidi="id_ID"/>
-          </w:rPr>
-          <w:rPr>
-            <w:color w:val="0000EE"/>
-            <w:u w:val="single"/>
-          </w:rPr>
-          <w:t>12:28</w:t>
-        </w:r>
-      </w:hyperlink>
+      <w:r>
+        <w:rPr>
+          <w:lang w:val="id_ID" w:bidi="id_ID"/>
+        </w:rPr>
+        <w:t>12:28</w:t>
+      </w:r>
       <w:r>
         <w:rPr>
           <w:lang w:val="id_ID" w:bidi="id_ID"/>
         </w:rPr>
         <w:t>); (5) kedatangan Kerajaan Allah dalam sebuah “angkatan” (</w:t>
       </w:r>
-      <w:hyperlink r:id="rId81">
-        <w:r>
-          <w:rPr>
-            <w:lang w:val="id_ID" w:bidi="id_ID"/>
-          </w:rPr>
-          <w:rPr>
-            <w:color w:val="0000EE"/>
-            <w:u w:val="single"/>
-          </w:rPr>
-          <w:t>10:23</w:t>
-        </w:r>
-      </w:hyperlink>
+      <w:r>
+        <w:rPr>
+          <w:lang w:val="id_ID" w:bidi="id_ID"/>
+        </w:rPr>
+        <w:t>10:23</w:t>
+      </w:r>
       <w:r>
         <w:rPr>
           <w:lang w:val="id_ID" w:bidi="id_ID"/>
         </w:rPr>
         <w:t xml:space="preserve">; </w:t>
       </w:r>
-      <w:hyperlink r:id="rId82">
-        <w:r>
-          <w:rPr>
-            <w:lang w:val="id_ID" w:bidi="id_ID"/>
-          </w:rPr>
-          <w:rPr>
-            <w:color w:val="0000EE"/>
-            <w:u w:val="single"/>
-          </w:rPr>
-          <w:t>16:28</w:t>
-        </w:r>
-      </w:hyperlink>
+      <w:r>
+        <w:rPr>
+          <w:lang w:val="id_ID" w:bidi="id_ID"/>
+        </w:rPr>
+        <w:t>16:28</w:t>
+      </w:r>
       <w:r>
         <w:rPr>
           <w:lang w:val="id_ID" w:bidi="id_ID"/>
         </w:rPr>
         <w:t xml:space="preserve">; </w:t>
       </w:r>
-      <w:hyperlink r:id="rId83">
-        <w:r>
-          <w:rPr>
-            <w:lang w:val="id_ID" w:bidi="id_ID"/>
-          </w:rPr>
-          <w:rPr>
-            <w:color w:val="0000EE"/>
-            <w:u w:val="single"/>
-          </w:rPr>
-          <w:t>24:34</w:t>
-        </w:r>
-      </w:hyperlink>
+      <w:r>
+        <w:rPr>
+          <w:lang w:val="id_ID" w:bidi="id_ID"/>
+        </w:rPr>
+        <w:t>24:34</w:t>
+      </w:r>
       <w:r>
         <w:rPr>
           <w:lang w:val="id_ID" w:bidi="id_ID"/>
         </w:rPr>
         <w:t>); (6) penghakiman Allah yang final (</w:t>
       </w:r>
-      <w:hyperlink r:id="rId84">
-        <w:r>
-          <w:rPr>
-            <w:lang w:val="id_ID" w:bidi="id_ID"/>
-          </w:rPr>
-          <w:rPr>
-            <w:color w:val="0000EE"/>
-            <w:u w:val="single"/>
-          </w:rPr>
-          <w:t>25:31–46</w:t>
-        </w:r>
-      </w:hyperlink>
+      <w:r>
+        <w:rPr>
+          <w:lang w:val="id_ID" w:bidi="id_ID"/>
+        </w:rPr>
+        <w:t>25:31–46</w:t>
+      </w:r>
       <w:r>
         <w:rPr>
           <w:lang w:val="id_ID" w:bidi="id_ID"/>
         </w:rPr>
         <w:t>); dan (7) persekutuan yang sempurna seluruh umat Allah yang kudus dengan Bapa (</w:t>
       </w:r>
-      <w:hyperlink r:id="rId85">
-        <w:r>
-          <w:rPr>
-            <w:lang w:val="id_ID" w:bidi="id_ID"/>
-          </w:rPr>
-          <w:rPr>
-            <w:color w:val="0000EE"/>
-            <w:u w:val="single"/>
-          </w:rPr>
-          <w:t>8:11–12</w:t>
-        </w:r>
-      </w:hyperlink>
+      <w:r>
+        <w:rPr>
+          <w:lang w:val="id_ID" w:bidi="id_ID"/>
+        </w:rPr>
+        <w:t>8:11–12</w:t>
+      </w:r>
       <w:r>
         <w:rPr>
           <w:lang w:val="id_ID" w:bidi="id_ID"/>
         </w:rPr>
         <w:t xml:space="preserve">; </w:t>
       </w:r>
-      <w:hyperlink r:id="rId86">
-        <w:r>
-          <w:rPr>
-            <w:lang w:val="id_ID" w:bidi="id_ID"/>
-          </w:rPr>
-          <w:rPr>
-            <w:color w:val="0000EE"/>
-            <w:u w:val="single"/>
-          </w:rPr>
-          <w:t>13:43</w:t>
-        </w:r>
-      </w:hyperlink>
+      <w:r>
+        <w:rPr>
+          <w:lang w:val="id_ID" w:bidi="id_ID"/>
+        </w:rPr>
+        <w:t>13:43</w:t>
+      </w:r>
       <w:r>
         <w:rPr>
           <w:lang w:val="id_ID" w:bidi="id_ID"/>
         </w:rPr>
         <w:t xml:space="preserve">; </w:t>
       </w:r>
-      <w:hyperlink r:id="rId87">
-        <w:r>
-          <w:rPr>
-            <w:lang w:val="id_ID" w:bidi="id_ID"/>
-          </w:rPr>
-          <w:rPr>
-            <w:color w:val="0000EE"/>
-            <w:u w:val="single"/>
-          </w:rPr>
-          <w:t>22:1–14</w:t>
-        </w:r>
-      </w:hyperlink>
+      <w:r>
+        <w:rPr>
+          <w:lang w:val="id_ID" w:bidi="id_ID"/>
+        </w:rPr>
+        <w:t>22:1–14</w:t>
+      </w:r>
       <w:r>
         <w:rPr>
           <w:lang w:val="id_ID" w:bidi="id_ID"/>
         </w:rPr>
         <w:t xml:space="preserve">; </w:t>
       </w:r>
-      <w:hyperlink r:id="rId88">
-        <w:r>
-          <w:rPr>
-            <w:lang w:val="id_ID" w:bidi="id_ID"/>
-          </w:rPr>
-          <w:rPr>
-            <w:color w:val="0000EE"/>
-            <w:u w:val="single"/>
-          </w:rPr>
-          <w:t>26:29</w:t>
-        </w:r>
-      </w:hyperlink>
+      <w:r>
+        <w:rPr>
+          <w:lang w:val="id_ID" w:bidi="id_ID"/>
+        </w:rPr>
+        <w:t>26:29</w:t>
+      </w:r>
       <w:r>
         <w:rPr>
           <w:lang w:val="id_ID" w:bidi="id_ID"/>
@@ -2116,108 +1594,72 @@
         </w:rPr>
         <w:t>Kemuridan. Injil Matius menekankan panggilan Yesus bagi semua pria dan wanita agar dibaptis, mengikut Dia sebagai murid, menaati ajaran-ajaran-Nya (</w:t>
       </w:r>
-      <w:hyperlink r:id="rId73">
-        <w:r>
-          <w:rPr>
-            <w:lang w:val="id_ID" w:bidi="id_ID"/>
-          </w:rPr>
-          <w:rPr>
-            <w:color w:val="0000EE"/>
-            <w:u w:val="single"/>
-          </w:rPr>
-          <w:t>28:20</w:t>
-        </w:r>
-      </w:hyperlink>
+      <w:r>
+        <w:rPr>
+          <w:lang w:val="id_ID" w:bidi="id_ID"/>
+        </w:rPr>
+        <w:t>28:20</w:t>
+      </w:r>
       <w:r>
         <w:rPr>
           <w:lang w:val="id_ID" w:bidi="id_ID"/>
         </w:rPr>
         <w:t>), dan menikmati persekutuan dengan Dia. Yesus merangkum syarat-syarat kemuridan di dalam Khotbah di Bukit (</w:t>
       </w:r>
-      <w:hyperlink r:id="rId16">
-        <w:r>
-          <w:rPr>
-            <w:lang w:val="id_ID" w:bidi="id_ID"/>
-          </w:rPr>
-          <w:rPr>
-            <w:color w:val="0000EE"/>
-            <w:u w:val="single"/>
-          </w:rPr>
-          <w:t>pasal 5–7</w:t>
-        </w:r>
-      </w:hyperlink>
+      <w:r>
+        <w:rPr>
+          <w:lang w:val="id_ID" w:bidi="id_ID"/>
+        </w:rPr>
+        <w:t>pasal 5–7</w:t>
+      </w:r>
       <w:r>
         <w:rPr>
           <w:lang w:val="id_ID" w:bidi="id_ID"/>
         </w:rPr>
         <w:t xml:space="preserve">), dan tema ini muncul berulang kali di seluruh Injil Matius (misalnya, </w:t>
       </w:r>
-      <w:hyperlink r:id="rId26">
-        <w:r>
-          <w:rPr>
-            <w:lang w:val="id_ID" w:bidi="id_ID"/>
-          </w:rPr>
-          <w:rPr>
-            <w:color w:val="0000EE"/>
-            <w:u w:val="single"/>
-          </w:rPr>
-          <w:t>10:1–42</w:t>
-        </w:r>
-      </w:hyperlink>
+      <w:r>
+        <w:rPr>
+          <w:lang w:val="id_ID" w:bidi="id_ID"/>
+        </w:rPr>
+        <w:t>10:1–42</w:t>
+      </w:r>
       <w:r>
         <w:rPr>
           <w:lang w:val="id_ID" w:bidi="id_ID"/>
         </w:rPr>
         <w:t xml:space="preserve">; </w:t>
       </w:r>
-      <w:hyperlink r:id="rId89">
-        <w:r>
-          <w:rPr>
-            <w:lang w:val="id_ID" w:bidi="id_ID"/>
-          </w:rPr>
-          <w:rPr>
-            <w:color w:val="0000EE"/>
-            <w:u w:val="single"/>
-          </w:rPr>
-          <w:t>16:24–26</w:t>
-        </w:r>
-      </w:hyperlink>
+      <w:r>
+        <w:rPr>
+          <w:lang w:val="id_ID" w:bidi="id_ID"/>
+        </w:rPr>
+        <w:t>16:24–26</w:t>
+      </w:r>
       <w:r>
         <w:rPr>
           <w:lang w:val="id_ID" w:bidi="id_ID"/>
         </w:rPr>
         <w:t xml:space="preserve">). Matius memperlihatkan para murid yang berhasil mengatasi kegagalan-kegagalan mereka dengan pertolongan Kristus (baca </w:t>
       </w:r>
-      <w:hyperlink r:id="rId90">
-        <w:r>
-          <w:rPr>
-            <w:lang w:val="id_ID" w:bidi="id_ID"/>
-          </w:rPr>
-          <w:rPr>
-            <w:color w:val="0000EE"/>
-            <w:u w:val="single"/>
-          </w:rPr>
-          <w:t>14:28–33</w:t>
-        </w:r>
-      </w:hyperlink>
+      <w:r>
+        <w:rPr>
+          <w:lang w:val="id_ID" w:bidi="id_ID"/>
+        </w:rPr>
+        <w:t>14:28–33</w:t>
+      </w:r>
       <w:r>
         <w:rPr>
           <w:lang w:val="id_ID" w:bidi="id_ID"/>
         </w:rPr>
         <w:t xml:space="preserve">; </w:t>
       </w:r>
-      <w:hyperlink r:id="rId91">
-        <w:r>
-          <w:rPr>
-            <w:lang w:val="id_ID" w:bidi="id_ID"/>
-          </w:rPr>
-          <w:rPr>
-            <w:color w:val="0000EE"/>
-            <w:u w:val="single"/>
-          </w:rPr>
-          <w:t>16:5–12</w:t>
-        </w:r>
-      </w:hyperlink>
+      <w:r>
+        <w:rPr>
+          <w:lang w:val="id_ID" w:bidi="id_ID"/>
+        </w:rPr>
+        <w:t>16:5–12</w:t>
+      </w:r>
       <w:r>
         <w:rPr>
           <w:lang w:val="id_ID" w:bidi="id_ID"/>
@@ -2252,54 +1694,36 @@
         </w:rPr>
         <w:t xml:space="preserve">Pandangan Universal. Di dalam sebuah kitab yang kental dengan gaya Yahudi, kita terkejut menemukan penekanan pada keikutsertaan bangsa-bangsa non-Yahudi dalam karya keselamatan Mesias. Lebih dari kitab Injil yang lain, Injil ini menekankan bahwa Kabar Baik tersedia bagi semua orang, termasuk bangsa-bangsa non-Yahudi. Keyakinan ini membuat Matius berseberangan dengan komunitas Yahudi pada zamannya menyangkut dua pertanyaan: Siapakah umat Allah? Bagaimana nasib bangsa Israel di masa depan? Narasi kelahiran Yesus menunjukkan bahwa Allah menyelamatkan bangsa-bangsa non-Yahudi, dan di seluruh kitab tersebut mereka digambarkan secara positif. Meski Allah terutama berkarya di dalam dan melalui bangsa Israel (baca </w:t>
       </w:r>
-      <w:hyperlink r:id="rId61">
-        <w:r>
-          <w:rPr>
-            <w:lang w:val="id_ID" w:bidi="id_ID"/>
-          </w:rPr>
-          <w:rPr>
-            <w:color w:val="0000EE"/>
-            <w:u w:val="single"/>
-          </w:rPr>
-          <w:t>10:5–6</w:t>
-        </w:r>
-      </w:hyperlink>
+      <w:r>
+        <w:rPr>
+          <w:lang w:val="id_ID" w:bidi="id_ID"/>
+        </w:rPr>
+        <w:t>10:5–6</w:t>
+      </w:r>
       <w:r>
         <w:rPr>
           <w:lang w:val="id_ID" w:bidi="id_ID"/>
         </w:rPr>
         <w:t xml:space="preserve">; </w:t>
       </w:r>
-      <w:hyperlink r:id="rId92">
-        <w:r>
-          <w:rPr>
-            <w:lang w:val="id_ID" w:bidi="id_ID"/>
-          </w:rPr>
-          <w:rPr>
-            <w:color w:val="0000EE"/>
-            <w:u w:val="single"/>
-          </w:rPr>
-          <w:t>15:24</w:t>
-        </w:r>
-      </w:hyperlink>
+      <w:r>
+        <w:rPr>
+          <w:lang w:val="id_ID" w:bidi="id_ID"/>
+        </w:rPr>
+        <w:t>15:24</w:t>
+      </w:r>
       <w:r>
         <w:rPr>
           <w:lang w:val="id_ID" w:bidi="id_ID"/>
         </w:rPr>
         <w:t xml:space="preserve">), permulaan Kerajaan Allah membagikan perkenanan Allah kepada bangsa-bangsa lain juga (baca </w:t>
       </w:r>
-      <w:hyperlink r:id="rId93">
-        <w:r>
-          <w:rPr>
-            <w:lang w:val="id_ID" w:bidi="id_ID"/>
-          </w:rPr>
-          <w:rPr>
-            <w:color w:val="0000EE"/>
-            <w:u w:val="single"/>
-          </w:rPr>
-          <w:t>28:18–20</w:t>
-        </w:r>
-      </w:hyperlink>
+      <w:r>
+        <w:rPr>
+          <w:lang w:val="id_ID" w:bidi="id_ID"/>
+        </w:rPr>
+        <w:t>28:18–20</w:t>
+      </w:r>
       <w:r>
         <w:rPr>
           <w:lang w:val="id_ID" w:bidi="id_ID"/>
